--- a/Assessments/WEEK15/Week 15Updated.docx
+++ b/Assessments/WEEK15/Week 15Updated.docx
@@ -502,19 +502,104 @@
           <w:szCs w:val="24"/>
           <w:lang w:val="en-GB"/>
         </w:rPr>
-        <w:t xml:space="preserve"> Creating controller with API- EF core</w:t>
-      </w:r>
-    </w:p>
-    <w:p>
-      <w:r>
-        <w:rPr>
-          <w:noProof/>
-        </w:rPr>
+        <w:t xml:space="preserve"> Creating controller</w:t>
+      </w:r>
+      <w:r>
+        <w:rPr>
+          <w:rFonts w:ascii="Times New Roman" w:hAnsi="Times New Roman" w:cs="Times New Roman"/>
+          <w:sz w:val="24"/>
+          <w:szCs w:val="24"/>
+          <w:lang w:val="en-GB"/>
+        </w:rPr>
+        <w:t>.</w:t>
+      </w:r>
+    </w:p>
+    <w:p/>
+    <w:p/>
+    <w:p>
+      <w:pPr>
+        <w:rPr>
+          <w:rFonts w:ascii="Times New Roman" w:hAnsi="Times New Roman" w:cs="Times New Roman"/>
+          <w:sz w:val="24"/>
+          <w:szCs w:val="24"/>
+          <w:lang w:val="en-GB"/>
+        </w:rPr>
+      </w:pPr>
+      <w:r>
+        <w:rPr>
+          <w:rFonts w:ascii="Times New Roman" w:hAnsi="Times New Roman" w:cs="Times New Roman"/>
+          <w:sz w:val="24"/>
+          <w:szCs w:val="24"/>
+          <w:lang w:val="en-GB"/>
+        </w:rPr>
+        <w:t xml:space="preserve">Step 5: </w:t>
+      </w:r>
+      <w:proofErr w:type="spellStart"/>
+      <w:r>
+        <w:rPr>
+          <w:rFonts w:ascii="Times New Roman" w:hAnsi="Times New Roman" w:cs="Times New Roman"/>
+          <w:sz w:val="24"/>
+          <w:szCs w:val="24"/>
+          <w:lang w:val="en-GB"/>
+        </w:rPr>
+        <w:t>Mod</w:t>
+      </w:r>
+      <w:r>
+        <w:rPr>
+          <w:rFonts w:ascii="Times New Roman" w:hAnsi="Times New Roman" w:cs="Times New Roman"/>
+          <w:sz w:val="24"/>
+          <w:szCs w:val="24"/>
+          <w:lang w:val="en-GB"/>
+        </w:rPr>
+        <w:t>i</w:t>
+      </w:r>
+      <w:r>
+        <w:rPr>
+          <w:rFonts w:ascii="Times New Roman" w:hAnsi="Times New Roman" w:cs="Times New Roman"/>
+          <w:sz w:val="24"/>
+          <w:szCs w:val="24"/>
+          <w:lang w:val="en-GB"/>
+        </w:rPr>
+        <w:t>fing</w:t>
+      </w:r>
+      <w:proofErr w:type="spellEnd"/>
+      <w:r>
+        <w:rPr>
+          <w:rFonts w:ascii="Times New Roman" w:hAnsi="Times New Roman" w:cs="Times New Roman"/>
+          <w:sz w:val="24"/>
+          <w:szCs w:val="24"/>
+          <w:lang w:val="en-GB"/>
+        </w:rPr>
+        <w:t xml:space="preserve"> My </w:t>
+      </w:r>
+      <w:proofErr w:type="spellStart"/>
+      <w:r>
+        <w:rPr>
+          <w:rFonts w:ascii="Times New Roman" w:hAnsi="Times New Roman" w:cs="Times New Roman"/>
+          <w:sz w:val="24"/>
+          <w:szCs w:val="24"/>
+          <w:lang w:val="en-GB"/>
+        </w:rPr>
+        <w:t>Program.cs</w:t>
+      </w:r>
+      <w:proofErr w:type="spellEnd"/>
+      <w:r>
+        <w:rPr>
+          <w:rFonts w:ascii="Times New Roman" w:hAnsi="Times New Roman" w:cs="Times New Roman"/>
+          <w:sz w:val="24"/>
+          <w:szCs w:val="24"/>
+          <w:lang w:val="en-GB"/>
+        </w:rPr>
+        <w:t xml:space="preserve"> file </w:t>
+      </w:r>
+    </w:p>
+    <w:p>
+      <w:r>
         <w:drawing>
-          <wp:inline distT="0" distB="0" distL="114300" distR="114300" wp14:anchorId="787BCC5F" wp14:editId="405C4CBA">
-            <wp:extent cx="5257800" cy="2590165"/>
-            <wp:effectExtent l="0" t="0" r="0" b="635"/>
-            <wp:docPr id="3" name="Picture 3"/>
+          <wp:inline distT="0" distB="0" distL="0" distR="0" wp14:anchorId="6BAB4878" wp14:editId="04558DFD">
+            <wp:extent cx="5274310" cy="2480310"/>
+            <wp:effectExtent l="0" t="0" r="2540" b="0"/>
+            <wp:docPr id="1553989990" name="Picture 1"/>
             <wp:cNvGraphicFramePr>
               <a:graphicFrameLocks xmlns:a="http://schemas.openxmlformats.org/drawingml/2006/main" noChangeAspect="1"/>
             </wp:cNvGraphicFramePr>
@@ -522,10 +607,8 @@
               <a:graphicData uri="http://schemas.openxmlformats.org/drawingml/2006/picture">
                 <pic:pic xmlns:pic="http://schemas.openxmlformats.org/drawingml/2006/picture">
                   <pic:nvPicPr>
-                    <pic:cNvPr id="3" name="Picture 3"/>
-                    <pic:cNvPicPr>
-                      <a:picLocks noChangeAspect="1"/>
-                    </pic:cNvPicPr>
+                    <pic:cNvPr id="1553989990" name=""/>
+                    <pic:cNvPicPr/>
                   </pic:nvPicPr>
                   <pic:blipFill>
                     <a:blip r:embed="rId7"/>
@@ -536,123 +619,11 @@
                   <pic:spPr>
                     <a:xfrm>
                       <a:off x="0" y="0"/>
-                      <a:ext cx="5257800" cy="2590165"/>
+                      <a:ext cx="5274310" cy="2480310"/>
                     </a:xfrm>
                     <a:prstGeom prst="rect">
                       <a:avLst/>
                     </a:prstGeom>
-                    <a:noFill/>
-                    <a:ln>
-                      <a:noFill/>
-                    </a:ln>
-                  </pic:spPr>
-                </pic:pic>
-              </a:graphicData>
-            </a:graphic>
-          </wp:inline>
-        </w:drawing>
-      </w:r>
-    </w:p>
-    <w:p/>
-    <w:p>
-      <w:pPr>
-        <w:rPr>
-          <w:rFonts w:ascii="Times New Roman" w:hAnsi="Times New Roman" w:cs="Times New Roman"/>
-          <w:sz w:val="24"/>
-          <w:szCs w:val="24"/>
-          <w:lang w:val="en-GB"/>
-        </w:rPr>
-      </w:pPr>
-      <w:r>
-        <w:rPr>
-          <w:rFonts w:ascii="Times New Roman" w:hAnsi="Times New Roman" w:cs="Times New Roman"/>
-          <w:sz w:val="24"/>
-          <w:szCs w:val="24"/>
-          <w:lang w:val="en-GB"/>
-        </w:rPr>
-        <w:t xml:space="preserve">Step 5: </w:t>
-      </w:r>
-      <w:proofErr w:type="spellStart"/>
-      <w:r>
-        <w:rPr>
-          <w:rFonts w:ascii="Times New Roman" w:hAnsi="Times New Roman" w:cs="Times New Roman"/>
-          <w:sz w:val="24"/>
-          <w:szCs w:val="24"/>
-          <w:lang w:val="en-GB"/>
-        </w:rPr>
-        <w:t>Modefing</w:t>
-      </w:r>
-      <w:proofErr w:type="spellEnd"/>
-      <w:r>
-        <w:rPr>
-          <w:rFonts w:ascii="Times New Roman" w:hAnsi="Times New Roman" w:cs="Times New Roman"/>
-          <w:sz w:val="24"/>
-          <w:szCs w:val="24"/>
-          <w:lang w:val="en-GB"/>
-        </w:rPr>
-        <w:t xml:space="preserve"> My </w:t>
-      </w:r>
-      <w:proofErr w:type="spellStart"/>
-      <w:r>
-        <w:rPr>
-          <w:rFonts w:ascii="Times New Roman" w:hAnsi="Times New Roman" w:cs="Times New Roman"/>
-          <w:sz w:val="24"/>
-          <w:szCs w:val="24"/>
-          <w:lang w:val="en-GB"/>
-        </w:rPr>
-        <w:t>Program.cs</w:t>
-      </w:r>
-      <w:proofErr w:type="spellEnd"/>
-      <w:r>
-        <w:rPr>
-          <w:rFonts w:ascii="Times New Roman" w:hAnsi="Times New Roman" w:cs="Times New Roman"/>
-          <w:sz w:val="24"/>
-          <w:szCs w:val="24"/>
-          <w:lang w:val="en-GB"/>
-        </w:rPr>
-        <w:t xml:space="preserve"> file </w:t>
-      </w:r>
-    </w:p>
-    <w:p>
-      <w:r>
-        <w:rPr>
-          <w:noProof/>
-        </w:rPr>
-        <w:drawing>
-          <wp:inline distT="0" distB="0" distL="114300" distR="114300" wp14:anchorId="2FF84AEC" wp14:editId="635F00EC">
-            <wp:extent cx="5269230" cy="2369185"/>
-            <wp:effectExtent l="0" t="0" r="3810" b="8255"/>
-            <wp:docPr id="5" name="Picture 5"/>
-            <wp:cNvGraphicFramePr>
-              <a:graphicFrameLocks xmlns:a="http://schemas.openxmlformats.org/drawingml/2006/main" noChangeAspect="1"/>
-            </wp:cNvGraphicFramePr>
-            <a:graphic xmlns:a="http://schemas.openxmlformats.org/drawingml/2006/main">
-              <a:graphicData uri="http://schemas.openxmlformats.org/drawingml/2006/picture">
-                <pic:pic xmlns:pic="http://schemas.openxmlformats.org/drawingml/2006/picture">
-                  <pic:nvPicPr>
-                    <pic:cNvPr id="5" name="Picture 5"/>
-                    <pic:cNvPicPr>
-                      <a:picLocks noChangeAspect="1"/>
-                    </pic:cNvPicPr>
-                  </pic:nvPicPr>
-                  <pic:blipFill>
-                    <a:blip r:embed="rId8"/>
-                    <a:stretch>
-                      <a:fillRect/>
-                    </a:stretch>
-                  </pic:blipFill>
-                  <pic:spPr>
-                    <a:xfrm>
-                      <a:off x="0" y="0"/>
-                      <a:ext cx="5269230" cy="2369185"/>
-                    </a:xfrm>
-                    <a:prstGeom prst="rect">
-                      <a:avLst/>
-                    </a:prstGeom>
-                    <a:noFill/>
-                    <a:ln>
-                      <a:noFill/>
-                    </a:ln>
                   </pic:spPr>
                 </pic:pic>
               </a:graphicData>
@@ -731,7 +702,7 @@
                     </pic:cNvPicPr>
                   </pic:nvPicPr>
                   <pic:blipFill>
-                    <a:blip r:embed="rId9"/>
+                    <a:blip r:embed="rId8"/>
                     <a:stretch>
                       <a:fillRect/>
                     </a:stretch>
@@ -845,14 +816,12 @@
     </w:p>
     <w:p>
       <w:r>
-        <w:rPr>
-          <w:noProof/>
-        </w:rPr>
+        <w:lastRenderedPageBreak/>
         <w:drawing>
-          <wp:inline distT="0" distB="0" distL="114300" distR="114300" wp14:anchorId="4E1980C3" wp14:editId="436D8C4F">
-            <wp:extent cx="2359025" cy="2884805"/>
-            <wp:effectExtent l="0" t="0" r="3175" b="10795"/>
-            <wp:docPr id="8" name="Picture 8"/>
+          <wp:inline distT="0" distB="0" distL="0" distR="0" wp14:anchorId="4F921E49" wp14:editId="33A0AEB6">
+            <wp:extent cx="4858428" cy="7268589"/>
+            <wp:effectExtent l="0" t="0" r="0" b="8890"/>
+            <wp:docPr id="982140351" name="Picture 1"/>
             <wp:cNvGraphicFramePr>
               <a:graphicFrameLocks xmlns:a="http://schemas.openxmlformats.org/drawingml/2006/main" noChangeAspect="1"/>
             </wp:cNvGraphicFramePr>
@@ -860,10 +829,84 @@
               <a:graphicData uri="http://schemas.openxmlformats.org/drawingml/2006/picture">
                 <pic:pic xmlns:pic="http://schemas.openxmlformats.org/drawingml/2006/picture">
                   <pic:nvPicPr>
-                    <pic:cNvPr id="8" name="Picture 8"/>
-                    <pic:cNvPicPr>
-                      <a:picLocks noChangeAspect="1"/>
-                    </pic:cNvPicPr>
+                    <pic:cNvPr id="982140351" name=""/>
+                    <pic:cNvPicPr/>
+                  </pic:nvPicPr>
+                  <pic:blipFill>
+                    <a:blip r:embed="rId9"/>
+                    <a:stretch>
+                      <a:fillRect/>
+                    </a:stretch>
+                  </pic:blipFill>
+                  <pic:spPr>
+                    <a:xfrm>
+                      <a:off x="0" y="0"/>
+                      <a:ext cx="4858428" cy="7268589"/>
+                    </a:xfrm>
+                    <a:prstGeom prst="rect">
+                      <a:avLst/>
+                    </a:prstGeom>
+                  </pic:spPr>
+                </pic:pic>
+              </a:graphicData>
+            </a:graphic>
+          </wp:inline>
+        </w:drawing>
+      </w:r>
+    </w:p>
+    <w:p/>
+    <w:p>
+      <w:pPr>
+        <w:rPr>
+          <w:lang w:val="en-IN"/>
+        </w:rPr>
+      </w:pPr>
+      <w:r>
+        <w:rPr>
+          <w:lang w:val="en-IN"/>
+        </w:rPr>
+        <w:t xml:space="preserve">Step 2: Add </w:t>
+      </w:r>
+      <w:proofErr w:type="spellStart"/>
+      <w:r>
+        <w:rPr>
+          <w:lang w:val="en-IN"/>
+        </w:rPr>
+        <w:t>HttpClient</w:t>
+      </w:r>
+      <w:proofErr w:type="spellEnd"/>
+      <w:r>
+        <w:rPr>
+          <w:lang w:val="en-IN"/>
+        </w:rPr>
+        <w:t xml:space="preserve"> Connection in </w:t>
+      </w:r>
+      <w:proofErr w:type="spellStart"/>
+      <w:r>
+        <w:rPr>
+          <w:lang w:val="en-IN"/>
+        </w:rPr>
+        <w:t>appsettings</w:t>
+      </w:r>
+      <w:proofErr w:type="spellEnd"/>
+    </w:p>
+    <w:p>
+      <w:r>
+        <w:lastRenderedPageBreak/>
+        <w:drawing>
+          <wp:inline distT="0" distB="0" distL="0" distR="0" wp14:anchorId="3647F178" wp14:editId="2210041F">
+            <wp:extent cx="5274310" cy="2327275"/>
+            <wp:effectExtent l="0" t="0" r="2540" b="0"/>
+            <wp:docPr id="79943415" name="Picture 1"/>
+            <wp:cNvGraphicFramePr>
+              <a:graphicFrameLocks xmlns:a="http://schemas.openxmlformats.org/drawingml/2006/main" noChangeAspect="1"/>
+            </wp:cNvGraphicFramePr>
+            <a:graphic xmlns:a="http://schemas.openxmlformats.org/drawingml/2006/main">
+              <a:graphicData uri="http://schemas.openxmlformats.org/drawingml/2006/picture">
+                <pic:pic xmlns:pic="http://schemas.openxmlformats.org/drawingml/2006/picture">
+                  <pic:nvPicPr>
+                    <pic:cNvPr id="79943415" name=""/>
+                    <pic:cNvPicPr/>
                   </pic:nvPicPr>
                   <pic:blipFill>
                     <a:blip r:embed="rId10"/>
@@ -874,15 +917,11 @@
                   <pic:spPr>
                     <a:xfrm>
                       <a:off x="0" y="0"/>
-                      <a:ext cx="2359025" cy="2884805"/>
+                      <a:ext cx="5274310" cy="2327275"/>
                     </a:xfrm>
                     <a:prstGeom prst="rect">
                       <a:avLst/>
                     </a:prstGeom>
-                    <a:noFill/>
-                    <a:ln>
-                      <a:noFill/>
-                    </a:ln>
                   </pic:spPr>
                 </pic:pic>
               </a:graphicData>
@@ -895,48 +934,49 @@
     <w:p>
       <w:pPr>
         <w:rPr>
-          <w:lang w:val="en-IN"/>
-        </w:rPr>
-      </w:pPr>
-      <w:r>
-        <w:rPr>
-          <w:lang w:val="en-IN"/>
-        </w:rPr>
-        <w:t xml:space="preserve">Step 2: Add </w:t>
+          <w:rFonts w:ascii="Times New Roman" w:hAnsi="Times New Roman" w:cs="Times New Roman"/>
+          <w:sz w:val="24"/>
+          <w:szCs w:val="24"/>
+          <w:lang w:val="en-IN"/>
+        </w:rPr>
+      </w:pPr>
+      <w:r>
+        <w:rPr>
+          <w:rFonts w:ascii="Times New Roman" w:hAnsi="Times New Roman" w:cs="Times New Roman"/>
+          <w:sz w:val="24"/>
+          <w:szCs w:val="24"/>
+          <w:lang w:val="en-IN"/>
+        </w:rPr>
+        <w:t xml:space="preserve">Step 3: Now Create Controllers and use </w:t>
       </w:r>
       <w:proofErr w:type="spellStart"/>
       <w:r>
         <w:rPr>
-          <w:lang w:val="en-IN"/>
-        </w:rPr>
-        <w:t>HttpClient</w:t>
+          <w:rFonts w:ascii="Times New Roman" w:hAnsi="Times New Roman" w:cs="Times New Roman"/>
+          <w:sz w:val="24"/>
+          <w:szCs w:val="24"/>
+          <w:lang w:val="en-IN"/>
+        </w:rPr>
+        <w:t>Dependacy</w:t>
       </w:r>
       <w:proofErr w:type="spellEnd"/>
       <w:r>
         <w:rPr>
-          <w:lang w:val="en-IN"/>
-        </w:rPr>
-        <w:t xml:space="preserve"> Connection in web </w:t>
-      </w:r>
-      <w:proofErr w:type="spellStart"/>
-      <w:r>
-        <w:rPr>
-          <w:lang w:val="en-IN"/>
-        </w:rPr>
-        <w:t>program.cs</w:t>
-      </w:r>
-      <w:proofErr w:type="spellEnd"/>
-    </w:p>
-    <w:p>
-      <w:r>
-        <w:rPr>
-          <w:noProof/>
-        </w:rPr>
+          <w:rFonts w:ascii="Times New Roman" w:hAnsi="Times New Roman" w:cs="Times New Roman"/>
+          <w:sz w:val="24"/>
+          <w:szCs w:val="24"/>
+          <w:lang w:val="en-IN"/>
+        </w:rPr>
+        <w:t xml:space="preserve"> Injection </w:t>
+      </w:r>
+    </w:p>
+    <w:p>
+      <w:r>
         <w:drawing>
-          <wp:inline distT="0" distB="0" distL="114300" distR="114300" wp14:anchorId="5CAC99E0" wp14:editId="649804C8">
-            <wp:extent cx="5271135" cy="2037715"/>
-            <wp:effectExtent l="0" t="0" r="1905" b="4445"/>
-            <wp:docPr id="9" name="Picture 9"/>
+          <wp:inline distT="0" distB="0" distL="0" distR="0" wp14:anchorId="6E13727C" wp14:editId="7068F739">
+            <wp:extent cx="5274310" cy="2446655"/>
+            <wp:effectExtent l="0" t="0" r="2540" b="0"/>
+            <wp:docPr id="448886162" name="Picture 1"/>
             <wp:cNvGraphicFramePr>
               <a:graphicFrameLocks xmlns:a="http://schemas.openxmlformats.org/drawingml/2006/main" noChangeAspect="1"/>
             </wp:cNvGraphicFramePr>
@@ -944,10 +984,8 @@
               <a:graphicData uri="http://schemas.openxmlformats.org/drawingml/2006/picture">
                 <pic:pic xmlns:pic="http://schemas.openxmlformats.org/drawingml/2006/picture">
                   <pic:nvPicPr>
-                    <pic:cNvPr id="9" name="Picture 9"/>
-                    <pic:cNvPicPr>
-                      <a:picLocks noChangeAspect="1"/>
-                    </pic:cNvPicPr>
+                    <pic:cNvPr id="448886162" name=""/>
+                    <pic:cNvPicPr/>
                   </pic:nvPicPr>
                   <pic:blipFill>
                     <a:blip r:embed="rId11"/>
@@ -958,15 +996,11 @@
                   <pic:spPr>
                     <a:xfrm>
                       <a:off x="0" y="0"/>
-                      <a:ext cx="5271135" cy="2037715"/>
+                      <a:ext cx="5274310" cy="2446655"/>
                     </a:xfrm>
                     <a:prstGeom prst="rect">
                       <a:avLst/>
                     </a:prstGeom>
-                    <a:noFill/>
-                    <a:ln>
-                      <a:noFill/>
-                    </a:ln>
                   </pic:spPr>
                 </pic:pic>
               </a:graphicData>
@@ -992,7 +1026,26 @@
           <w:szCs w:val="24"/>
           <w:lang w:val="en-IN"/>
         </w:rPr>
-        <w:t xml:space="preserve">Step 3: Now Create Controllers and use </w:t>
+        <w:t>Step 4: Create Views for all of your Action Method</w:t>
+      </w:r>
+    </w:p>
+    <w:p>
+      <w:pPr>
+        <w:rPr>
+          <w:rFonts w:ascii="Times New Roman" w:hAnsi="Times New Roman" w:cs="Times New Roman"/>
+          <w:sz w:val="24"/>
+          <w:szCs w:val="24"/>
+          <w:lang w:val="en-IN"/>
+        </w:rPr>
+      </w:pPr>
+      <w:r>
+        <w:rPr>
+          <w:rFonts w:ascii="Times New Roman" w:hAnsi="Times New Roman" w:cs="Times New Roman"/>
+          <w:sz w:val="24"/>
+          <w:szCs w:val="24"/>
+          <w:lang w:val="en-IN"/>
+        </w:rPr>
+        <w:t xml:space="preserve">Step 5: use </w:t>
       </w:r>
       <w:proofErr w:type="spellStart"/>
       <w:r>
@@ -1002,7 +1055,7 @@
           <w:szCs w:val="24"/>
           <w:lang w:val="en-IN"/>
         </w:rPr>
-        <w:t>Dependacy</w:t>
+        <w:t>BootStrap</w:t>
       </w:r>
       <w:proofErr w:type="spellEnd"/>
       <w:r>
@@ -1012,19 +1065,40 @@
           <w:szCs w:val="24"/>
           <w:lang w:val="en-IN"/>
         </w:rPr>
-        <w:t xml:space="preserve"> Injection </w:t>
-      </w:r>
-    </w:p>
-    <w:p>
-      <w:r>
-        <w:rPr>
-          <w:noProof/>
+        <w:t xml:space="preserve"> To improve the UI/UX of your website Page</w:t>
+      </w:r>
+    </w:p>
+    <w:p>
+      <w:pPr>
+        <w:rPr>
+          <w:rFonts w:ascii="Times New Roman" w:hAnsi="Times New Roman" w:cs="Times New Roman"/>
+          <w:sz w:val="24"/>
+          <w:szCs w:val="24"/>
+          <w:lang w:val="en-IN"/>
+        </w:rPr>
+      </w:pPr>
+    </w:p>
+    <w:p>
+      <w:pPr>
+        <w:rPr>
+          <w:rFonts w:ascii="Times New Roman" w:hAnsi="Times New Roman" w:cs="Times New Roman"/>
+          <w:sz w:val="24"/>
+          <w:szCs w:val="24"/>
+          <w:lang w:val="en-IN"/>
+        </w:rPr>
+      </w:pPr>
+      <w:r>
+        <w:rPr>
+          <w:rFonts w:ascii="Times New Roman" w:hAnsi="Times New Roman" w:cs="Times New Roman"/>
+          <w:sz w:val="24"/>
+          <w:szCs w:val="24"/>
+          <w:lang w:val="en-IN"/>
         </w:rPr>
         <w:drawing>
-          <wp:inline distT="0" distB="0" distL="114300" distR="114300" wp14:anchorId="36FC67C4" wp14:editId="0C258E64">
-            <wp:extent cx="4820285" cy="1847850"/>
-            <wp:effectExtent l="0" t="0" r="10795" b="11430"/>
-            <wp:docPr id="10" name="Picture 10"/>
+          <wp:inline distT="0" distB="0" distL="0" distR="0" wp14:anchorId="3CE2E5BE" wp14:editId="689A6EB7">
+            <wp:extent cx="5274310" cy="2294890"/>
+            <wp:effectExtent l="0" t="0" r="2540" b="0"/>
+            <wp:docPr id="1346890231" name="Picture 1"/>
             <wp:cNvGraphicFramePr>
               <a:graphicFrameLocks xmlns:a="http://schemas.openxmlformats.org/drawingml/2006/main" noChangeAspect="1"/>
             </wp:cNvGraphicFramePr>
@@ -1032,10 +1106,8 @@
               <a:graphicData uri="http://schemas.openxmlformats.org/drawingml/2006/picture">
                 <pic:pic xmlns:pic="http://schemas.openxmlformats.org/drawingml/2006/picture">
                   <pic:nvPicPr>
-                    <pic:cNvPr id="10" name="Picture 10"/>
-                    <pic:cNvPicPr>
-                      <a:picLocks noChangeAspect="1"/>
-                    </pic:cNvPicPr>
+                    <pic:cNvPr id="1346890231" name=""/>
+                    <pic:cNvPicPr/>
                   </pic:nvPicPr>
                   <pic:blipFill>
                     <a:blip r:embed="rId12"/>
@@ -1046,15 +1118,11 @@
                   <pic:spPr>
                     <a:xfrm>
                       <a:off x="0" y="0"/>
-                      <a:ext cx="4820285" cy="1847850"/>
+                      <a:ext cx="5274310" cy="2294890"/>
                     </a:xfrm>
                     <a:prstGeom prst="rect">
                       <a:avLst/>
                     </a:prstGeom>
-                    <a:noFill/>
-                    <a:ln>
-                      <a:noFill/>
-                    </a:ln>
                   </pic:spPr>
                 </pic:pic>
               </a:graphicData>
@@ -1065,76 +1133,11 @@
     </w:p>
     <w:p/>
     <w:p>
-      <w:pPr>
-        <w:rPr>
-          <w:rFonts w:ascii="Times New Roman" w:hAnsi="Times New Roman" w:cs="Times New Roman"/>
-          <w:sz w:val="24"/>
-          <w:szCs w:val="24"/>
-          <w:lang w:val="en-IN"/>
-        </w:rPr>
-      </w:pPr>
-      <w:r>
-        <w:rPr>
-          <w:rFonts w:ascii="Times New Roman" w:hAnsi="Times New Roman" w:cs="Times New Roman"/>
-          <w:sz w:val="24"/>
-          <w:szCs w:val="24"/>
-          <w:lang w:val="en-IN"/>
-        </w:rPr>
-        <w:t>Step 4: Create Views for all of your Action Method</w:t>
-      </w:r>
-    </w:p>
-    <w:p>
-      <w:pPr>
-        <w:rPr>
-          <w:rFonts w:ascii="Times New Roman" w:hAnsi="Times New Roman" w:cs="Times New Roman"/>
-          <w:sz w:val="24"/>
-          <w:szCs w:val="24"/>
-          <w:lang w:val="en-IN"/>
-        </w:rPr>
-      </w:pPr>
-      <w:r>
-        <w:rPr>
-          <w:rFonts w:ascii="Times New Roman" w:hAnsi="Times New Roman" w:cs="Times New Roman"/>
-          <w:sz w:val="24"/>
-          <w:szCs w:val="24"/>
-          <w:lang w:val="en-IN"/>
-        </w:rPr>
-        <w:t xml:space="preserve">Step 5: use </w:t>
-      </w:r>
-      <w:proofErr w:type="spellStart"/>
-      <w:r>
-        <w:rPr>
-          <w:rFonts w:ascii="Times New Roman" w:hAnsi="Times New Roman" w:cs="Times New Roman"/>
-          <w:sz w:val="24"/>
-          <w:szCs w:val="24"/>
-          <w:lang w:val="en-IN"/>
-        </w:rPr>
-        <w:t>BootStrap</w:t>
-      </w:r>
-      <w:proofErr w:type="spellEnd"/>
-      <w:r>
-        <w:rPr>
-          <w:rFonts w:ascii="Times New Roman" w:hAnsi="Times New Roman" w:cs="Times New Roman"/>
-          <w:sz w:val="24"/>
-          <w:szCs w:val="24"/>
-          <w:lang w:val="en-IN"/>
-        </w:rPr>
-        <w:t xml:space="preserve"> To improve the UI/UX of your website Page</w:t>
-      </w:r>
-    </w:p>
-    <w:p>
-      <w:pPr>
-        <w:rPr>
-          <w:rFonts w:ascii="Times New Roman" w:hAnsi="Times New Roman" w:cs="Times New Roman"/>
-          <w:sz w:val="24"/>
-          <w:szCs w:val="24"/>
-          <w:lang w:val="en-IN"/>
-        </w:rPr>
-      </w:pPr>
-    </w:p>
-    <w:p/>
-    <w:p>
-      <w:r>
+      <w:r>
+        <w:rPr>
+          <w:noProof/>
+        </w:rPr>
+        <w:lastRenderedPageBreak/>
         <w:drawing>
           <wp:inline distT="0" distB="0" distL="0" distR="0" wp14:anchorId="582BED22" wp14:editId="194AB30C">
             <wp:extent cx="5274310" cy="2294890"/>
@@ -1189,13 +1192,13 @@
       </w:r>
       <w:r>
         <w:rPr>
-          <w:noProof/>
+          <w:lang w:val="en-IN"/>
         </w:rPr>
         <w:drawing>
-          <wp:inline distT="0" distB="0" distL="114300" distR="114300" wp14:anchorId="4FB55F60" wp14:editId="7C18D06B">
-            <wp:extent cx="4785995" cy="2392680"/>
-            <wp:effectExtent l="0" t="0" r="14605" b="0"/>
-            <wp:docPr id="13" name="Picture 13"/>
+          <wp:inline distT="0" distB="0" distL="0" distR="0" wp14:anchorId="68225907" wp14:editId="6B32E6F0">
+            <wp:extent cx="5274310" cy="2770505"/>
+            <wp:effectExtent l="0" t="0" r="2540" b="0"/>
+            <wp:docPr id="67454045" name="Picture 1"/>
             <wp:cNvGraphicFramePr>
               <a:graphicFrameLocks xmlns:a="http://schemas.openxmlformats.org/drawingml/2006/main" noChangeAspect="1"/>
             </wp:cNvGraphicFramePr>
@@ -1203,10 +1206,8 @@
               <a:graphicData uri="http://schemas.openxmlformats.org/drawingml/2006/picture">
                 <pic:pic xmlns:pic="http://schemas.openxmlformats.org/drawingml/2006/picture">
                   <pic:nvPicPr>
-                    <pic:cNvPr id="13" name="Picture 13"/>
-                    <pic:cNvPicPr>
-                      <a:picLocks noChangeAspect="1"/>
-                    </pic:cNvPicPr>
+                    <pic:cNvPr id="67454045" name=""/>
+                    <pic:cNvPicPr/>
                   </pic:nvPicPr>
                   <pic:blipFill>
                     <a:blip r:embed="rId14"/>
@@ -1217,15 +1218,11 @@
                   <pic:spPr>
                     <a:xfrm>
                       <a:off x="0" y="0"/>
-                      <a:ext cx="4785995" cy="2392680"/>
+                      <a:ext cx="5274310" cy="2770505"/>
                     </a:xfrm>
                     <a:prstGeom prst="rect">
                       <a:avLst/>
                     </a:prstGeom>
-                    <a:noFill/>
-                    <a:ln>
-                      <a:noFill/>
-                    </a:ln>
                   </pic:spPr>
                 </pic:pic>
               </a:graphicData>
